--- a/knowledge_commons/constitutions/competency_mapping/social_sciences/Aruvi_Competency_Mapping_Constitutions_social sciences.docx
+++ b/knowledge_commons/constitutions/competency_mapping/social_sciences/Aruvi_Competency_Mapping_Constitutions_social sciences.docx
@@ -734,14 +734,6 @@
               <w:jc w:val="center"/>
             </w:pPr>
             <w:r>
-              <w:rPr>
-                <w:rFonts w:cs="Arial"/>
-                <w:b/>
-                <w:bCs/>
-                <w:color w:val="FFFFFF"/>
-                <w:sz w:val="22"/>
-                <w:szCs w:val="22"/>
-              </w:rPr>
               <w:t>7</w:t>
             </w:r>
           </w:p>
@@ -771,7 +763,7 @@
               <w:rPr>
                 <w:rFonts w:cs="Arial"/>
               </w:rPr>
-              <w:t>The system SHALL classify a competency as Incidental ONLY IF the chapter's content surfaces the competency but the chapter's architecture includes zero explicitly designated structural elements organised around its development.</w:t>
+              <w:t>When a chapter spans multiple Social Sciences sub-disciplines (History, Geography, Political Science, Economics), the system MUST identify the sub-discipline governing the chapter's PRIMARY structural activity -- determined by which sub-discipline the chapter's exercises, questions, and activities most frequently demand -- and restrict Weight 3 to C-codes within that sub-discipline's CG cluster. C-codes from other sub-disciplines MAY receive Weight 2 or Weight 1 but SHALL NOT receive Weight 3 unless the chapter's primary structural activity explicitly crosses sub-discipline boundaries.</w:t>
             </w:r>
           </w:p>
         </w:tc>
@@ -799,14 +791,6 @@
               <w:jc w:val="center"/>
             </w:pPr>
             <w:r>
-              <w:rPr>
-                <w:rFonts w:cs="Arial"/>
-                <w:b/>
-                <w:bCs/>
-                <w:color w:val="FFFFFF"/>
-                <w:sz w:val="22"/>
-                <w:szCs w:val="22"/>
-              </w:rPr>
               <w:t>8</w:t>
             </w:r>
           </w:p>
@@ -836,7 +820,7 @@
               <w:rPr>
                 <w:rFonts w:cs="Arial"/>
               </w:rPr>
-              <w:t>When a chapter spans multiple Social Sciences sub-disciplines (History, Geography, Political Science, Economics), the system MUST identify the sub-discipline governing the chapter's PRIMARY structural activity -- determined by which sub-discipline the chapter's exercises, questions, and activities most frequently demand -- and restrict Weight 3 to C-codes within that sub-discipline's CG cluster. C-codes from other sub-disciplines MAY receive Weight 2 or Weight 1 but SHALL NOT receive Weight 3 unless the chapter's primary structural activity explicitly crosses sub-discipline boundaries.</w:t>
+              <w:t>In the event two C-codes satisfy the Weight 3 test equally, the system WILL assign Weight 3 to the C-code whose parent CG is explicitly named in the chapter title, the chapter's opening definitional paragraph, or the chapter's concluding synthesis question. The second C-code receives Weight 2. If neither CG satisfies this positional test, both receive Weight 2 and no Weight 3 is assigned.</w:t>
             </w:r>
           </w:p>
         </w:tc>
@@ -864,80 +848,7 @@
               <w:jc w:val="center"/>
             </w:pPr>
             <w:r>
-              <w:rPr>
-                <w:rFonts w:cs="Arial"/>
-                <w:b/>
-                <w:bCs/>
-                <w:color w:val="FFFFFF"/>
-                <w:sz w:val="22"/>
-                <w:szCs w:val="22"/>
-              </w:rPr>
               <w:t>9</w:t>
-            </w:r>
-          </w:p>
-        </w:tc>
-        <w:tc>
-          <w:tcPr>
-            <w:tcW w:w="8760" w:type="dxa"/>
-            <w:tcBorders>
-              <w:top w:val="single" w:sz="1" w:space="0" w:color="DDDDDD"/>
-              <w:left w:val="single" w:sz="8" w:space="0" w:color="006666"/>
-              <w:bottom w:val="single" w:sz="1" w:space="0" w:color="DDDDDD"/>
-              <w:right w:val="single" w:sz="1" w:space="0" w:color="DDDDDD"/>
-            </w:tcBorders>
-            <w:shd w:val="clear" w:color="auto" w:fill="E2EFEF"/>
-            <w:tcMar>
-              <w:top w:w="120" w:type="dxa"/>
-              <w:left w:w="160" w:type="dxa"/>
-              <w:bottom w:w="120" w:type="dxa"/>
-              <w:right w:w="160" w:type="dxa"/>
-            </w:tcMar>
-          </w:tcPr>
-          <w:p>
-            <w:pPr>
-              <w:spacing w:before="40" w:after="40"/>
-            </w:pPr>
-            <w:r>
-              <w:rPr>
-                <w:rFonts w:cs="Arial"/>
-              </w:rPr>
-              <w:t>In the event two C-codes satisfy the Weight 3 test equally, the system WILL assign Weight 3 to the C-code whose parent CG is explicitly named in the chapter title, the chapter's opening definitional paragraph, or the chapter's concluding synthesis question. The second C-code receives Weight 2. If neither CG satisfies this positional test, both receive Weight 2 and no Weight 3 is assigned.</w:t>
-            </w:r>
-          </w:p>
-        </w:tc>
-      </w:tr>
-      <w:tr>
-        <w:tc>
-          <w:tcPr>
-            <w:tcW w:w="600" w:type="dxa"/>
-            <w:tcBorders>
-              <w:top w:val="single" w:sz="1" w:space="0" w:color="006666"/>
-              <w:left w:val="single" w:sz="1" w:space="0" w:color="006666"/>
-              <w:bottom w:val="single" w:sz="1" w:space="0" w:color="006666"/>
-              <w:right w:val="single" w:sz="1" w:space="0" w:color="006666"/>
-            </w:tcBorders>
-            <w:shd w:val="clear" w:color="auto" w:fill="006666"/>
-            <w:tcMar>
-              <w:top w:w="100" w:type="dxa"/>
-              <w:left w:w="120" w:type="dxa"/>
-              <w:bottom w:w="100" w:type="dxa"/>
-              <w:right w:w="120" w:type="dxa"/>
-            </w:tcMar>
-          </w:tcPr>
-          <w:p>
-            <w:pPr>
-              <w:jc w:val="center"/>
-            </w:pPr>
-            <w:r>
-              <w:rPr>
-                <w:rFonts w:cs="Arial"/>
-                <w:b/>
-                <w:bCs/>
-                <w:color w:val="FFFFFF"/>
-                <w:sz w:val="22"/>
-                <w:szCs w:val="22"/>
-              </w:rPr>
-              <w:t>10</w:t>
             </w:r>
           </w:p>
         </w:tc>

--- a/knowledge_commons/constitutions/competency_mapping/social_sciences/Aruvi_Competency_Mapping_Constitutions_social sciences.docx
+++ b/knowledge_commons/constitutions/competency_mapping/social_sciences/Aruvi_Competency_Mapping_Constitutions_social sciences.docx
@@ -849,6 +849,69 @@
             </w:pPr>
             <w:r>
               <w:t>9</w:t>
+            </w:r>
+          </w:p>
+        </w:tc>
+        <w:tc>
+          <w:tcPr>
+            <w:tcW w:w="8760" w:type="dxa"/>
+            <w:tcBorders>
+              <w:top w:val="single" w:sz="1" w:space="0" w:color="DDDDDD"/>
+              <w:left w:val="single" w:sz="8" w:space="0" w:color="006666"/>
+              <w:bottom w:val="single" w:sz="1" w:space="0" w:color="DDDDDD"/>
+              <w:right w:val="single" w:sz="1" w:space="0" w:color="DDDDDD"/>
+            </w:tcBorders>
+            <w:shd w:val="clear" w:color="auto" w:fill="E2EFEF"/>
+            <w:tcMar>
+              <w:top w:w="120" w:type="dxa"/>
+              <w:left w:w="160" w:type="dxa"/>
+              <w:bottom w:w="120" w:type="dxa"/>
+              <w:right w:w="160" w:type="dxa"/>
+            </w:tcMar>
+          </w:tcPr>
+          <w:p>
+            <w:pPr>
+              <w:spacing w:before="40" w:after="40"/>
+              <w:rPr>
+                <w:rFonts w:cs="Arial"/>
+              </w:rPr>
+            </w:pPr>
+            <w:r>
+              <w:rPr>
+                <w:rStyle w:val="Strong"/>
+              </w:rPr>
+              <w:t>Rule 9. VERIFY JSON OUTPUT.</w:t>
+            </w:r>
+            <w:r>
+              <w:t xml:space="preserve"> After writing the mapping JSON, the system MUST confirm that the competencies and weights recorded in the file exactly match those determined during Pass 2. If any discrepancy is found, overwrite the file with the correct values.</w:t>
+            </w:r>
+          </w:p>
+        </w:tc>
+      </w:tr>
+      <w:tr>
+        <w:tc>
+          <w:tcPr>
+            <w:tcW w:w="600" w:type="dxa"/>
+            <w:tcBorders>
+              <w:top w:val="single" w:sz="1" w:space="0" w:color="006666"/>
+              <w:left w:val="single" w:sz="1" w:space="0" w:color="006666"/>
+              <w:bottom w:val="single" w:sz="1" w:space="0" w:color="006666"/>
+              <w:right w:val="single" w:sz="1" w:space="0" w:color="006666"/>
+            </w:tcBorders>
+            <w:shd w:val="clear" w:color="auto" w:fill="006666"/>
+            <w:tcMar>
+              <w:top w:w="100" w:type="dxa"/>
+              <w:left w:w="120" w:type="dxa"/>
+              <w:bottom w:w="100" w:type="dxa"/>
+              <w:right w:w="120" w:type="dxa"/>
+            </w:tcMar>
+          </w:tcPr>
+          <w:p>
+            <w:pPr>
+              <w:jc w:val="center"/>
+            </w:pPr>
+            <w:r>
+              <w:t>10</w:t>
             </w:r>
           </w:p>
         </w:tc>

--- a/knowledge_commons/constitutions/competency_mapping/social_sciences/Aruvi_Competency_Mapping_Constitutions_social sciences.docx
+++ b/knowledge_commons/constitutions/competency_mapping/social_sciences/Aruvi_Competency_Mapping_Constitutions_social sciences.docx
@@ -849,69 +849,6 @@
             </w:pPr>
             <w:r>
               <w:t>9</w:t>
-            </w:r>
-          </w:p>
-        </w:tc>
-        <w:tc>
-          <w:tcPr>
-            <w:tcW w:w="8760" w:type="dxa"/>
-            <w:tcBorders>
-              <w:top w:val="single" w:sz="1" w:space="0" w:color="DDDDDD"/>
-              <w:left w:val="single" w:sz="8" w:space="0" w:color="006666"/>
-              <w:bottom w:val="single" w:sz="1" w:space="0" w:color="DDDDDD"/>
-              <w:right w:val="single" w:sz="1" w:space="0" w:color="DDDDDD"/>
-            </w:tcBorders>
-            <w:shd w:val="clear" w:color="auto" w:fill="E2EFEF"/>
-            <w:tcMar>
-              <w:top w:w="120" w:type="dxa"/>
-              <w:left w:w="160" w:type="dxa"/>
-              <w:bottom w:w="120" w:type="dxa"/>
-              <w:right w:w="160" w:type="dxa"/>
-            </w:tcMar>
-          </w:tcPr>
-          <w:p>
-            <w:pPr>
-              <w:spacing w:before="40" w:after="40"/>
-              <w:rPr>
-                <w:rFonts w:cs="Arial"/>
-              </w:rPr>
-            </w:pPr>
-            <w:r>
-              <w:rPr>
-                <w:rStyle w:val="Strong"/>
-              </w:rPr>
-              <w:t>Rule 9. VERIFY JSON OUTPUT.</w:t>
-            </w:r>
-            <w:r>
-              <w:t xml:space="preserve"> After writing the mapping JSON, the system MUST confirm that the competencies and weights recorded in the file exactly match those determined during Pass 2. If any discrepancy is found, overwrite the file with the correct values.</w:t>
-            </w:r>
-          </w:p>
-        </w:tc>
-      </w:tr>
-      <w:tr>
-        <w:tc>
-          <w:tcPr>
-            <w:tcW w:w="600" w:type="dxa"/>
-            <w:tcBorders>
-              <w:top w:val="single" w:sz="1" w:space="0" w:color="006666"/>
-              <w:left w:val="single" w:sz="1" w:space="0" w:color="006666"/>
-              <w:bottom w:val="single" w:sz="1" w:space="0" w:color="006666"/>
-              <w:right w:val="single" w:sz="1" w:space="0" w:color="006666"/>
-            </w:tcBorders>
-            <w:shd w:val="clear" w:color="auto" w:fill="006666"/>
-            <w:tcMar>
-              <w:top w:w="100" w:type="dxa"/>
-              <w:left w:w="120" w:type="dxa"/>
-              <w:bottom w:w="100" w:type="dxa"/>
-              <w:right w:w="120" w:type="dxa"/>
-            </w:tcMar>
-          </w:tcPr>
-          <w:p>
-            <w:pPr>
-              <w:jc w:val="center"/>
-            </w:pPr>
-            <w:r>
-              <w:t>10</w:t>
             </w:r>
           </w:p>
         </w:tc>
